--- a/public/evrak/okul-kantini-belgeleri/GNL-KNT-FR-004_Kantin_Aylik_Denetim_Izleme_Cizelgesi_v1.0.docx
+++ b/public/evrak/okul-kantini-belgeleri/GNL-KNT-FR-004_Kantin_Aylik_Denetim_Izleme_Cizelgesi_v1.0.docx
@@ -3330,7 +3330,7 @@
           <w:color w:val="767676"/>
           <w:sz w:val="14"/>
         </w:rPr>
-        <w:t>OAB Yön. = MEB Okul-Aile Birliği Yönetmeliği (RG 09.02.2012/28199; son değ. RG 01.12.2023/32386) · ÖHKY = Okul Kantinlerine Dair Özel Hijyen Kuralları Yönetmeliği (RG 05.02.2013/28550) · HEY = Hijyen Eğitimi Yönetmeliği (RG 05.07.2013/28698) · G = MEB 2020/8 sayılı Genelgesi (10.11.2020, E.16476274) · K = Eğitim Kurumlarındaki Gıda İşletmelerinin Kontrol ve Denetimi Uygulama Kılavuzu (2020) ve EK-1..EK-6 formları · OGT = Okul Gıdası Hakkında Tebliğ (2020/23; RG 22.10.2020/31282; değ. RG 09.09.2022/31948, RG 28.09.2023/32323) · BKK = Sağlık Bakanlığı Bilim Kurulu Karar Tutanağı (06.03.2025, merkezisgb.meb.gov.tr).</w:t>
+        <w:t>OAB Yön. = MEB Okul-Aile Birliği Yönetmeliği (RG 09.02.2012/28199; son değ. RG 01.12.2023/32386) · ÖHKY = Okul Kantinlerine Dair Özel Hijyen Kuralları Yönetmeliği (RG 05.02.2013/28550) · HEY = Hijyen Eğitimi Yönetmeliği (RG 05.07.2013/28698) · G = MEB 2020/8 sayılı Genelgesi (10.11.2020, E.16476274) · K = Eğitim Kurumlarındaki Gıda İşletmelerinin Kontrol ve Denetimi Uygulama Kılavuzu (2020) ve EK-1..EK-6 formları · OGT = Okul Gıdası Hakkında Tebliğ (2020/23; RG 22.10.2020/31282; değ. RG 09.09.2022/31948, RG 28.09.2023/32323) · BKK = Sağlık Bakanlığı Bilim Kurulu Karar Tutanağı (17.08.2026; merkezisgb.meb.gov.tr'de 31.08.2026'da yayımlandı, 06.03.2025 tutanağının yerini aldı).</w:t>
       </w:r>
       <w:r>
         <w:rPr>
@@ -3350,7 +3350,7 @@
           <w:color w:val="767676"/>
           <w:sz w:val="14"/>
         </w:rPr>
-        <w:t xml:space="preserve">Bu belge, okulapp.org üzerinde yayımlanan OKUL KANTİNİ GENEL BELGE SETİNİN parçasıdır (sürüm 2026.08 (29.08.2026)); resmî bir Bakanlık belgesi değildir. KIRMIZI köşeli parantezli alanlar ve üst bilgideki </w:t>
+        <w:t xml:space="preserve">Bu belge, okulapp.org üzerinde yayımlanan OKUL KANTİNİ GENEL BELGE SETİNİN parçasıdır (sürüm 2026.09 (14.09.2026)); resmî bir Bakanlık belgesi değildir. KIRMIZI köşeli parantezli alanlar ve üst bilgideki </w:t>
       </w:r>
       <w:r>
         <w:rPr>
@@ -3370,7 +3370,7 @@
           <w:color w:val="767676"/>
           <w:sz w:val="14"/>
         </w:rPr>
-        <w:t xml:space="preserve"> alanı okulun bilgileriyle değiştirilir. Mevzuat atıfları 17.08.2026 itibarıyla yürürlükteki hükümlere göredir; güncelliği kontrol ediniz. Lisans: CC BY 4.0 — kaynak gösterilerek uyarlanabilir. Doldurulmuş nüsha kişisel veri içerir; okul dışına verilmez, internette yayımlanmaz.</w:t>
+        <w:t xml:space="preserve"> alanı okulun bilgileriyle değiştirilir. Mevzuat atıfları 14.09.2026 itibarıyla yürürlükteki hükümlere göredir; güncelliği kontrol ediniz. Lisans: CC BY 4.0 — kaynak gösterilerek uyarlanabilir. Doldurulmuş nüsha kişisel veri içerir; okul dışına verilmez, internette yayımlanmaz.</w:t>
       </w:r>
     </w:p>
     <w:sectPr>

--- a/public/evrak/okul-kantini-belgeleri/GNL-KNT-FR-004_Kantin_Aylik_Denetim_Izleme_Cizelgesi_v1.0.docx
+++ b/public/evrak/okul-kantini-belgeleri/GNL-KNT-FR-004_Kantin_Aylik_Denetim_Izleme_Cizelgesi_v1.0.docx
@@ -14,7 +14,7 @@
           <w:color w:val="767676"/>
           <w:sz w:val="17"/>
         </w:rPr>
-        <w:t>Gıda İşletmeleri Denetim Komisyonu her ay denetim yapar (G A-1/a-b); denetim, resmî EK-1 Okul Denetim Formu ile gerçekleştirilir ve form 2 nüsha düzenlenir (bir nüsha okul müdürlüğüne, bir nüsha işletmeye — K 1.2/ç). Bu çizelge yıllık denetim döngüsünü ve bildirim sürelerine uygunluğu tek bakışta izler; formların aslı işlem dosyasında arşivlenir.</w:t>
+        <w:t>Gıda İşletmeleri Denetim Komisyonu her ay denetim yapar (G A-1/a-b); denetim resmî EK-1 Okul Denetim Formu ile yapılır, form 2 nüsha düzenlenir (K 1.2/ç). Çizelge yıllık döngüyü ve bildirim sürelerini izler; formların aslı işlem dosyasında arşivlenir. Boş EK-1 (05.04.FR.91) merkezisgb.meb.gov.tr'den indirilir; gömülü listesi 2020 basımıdır, 35. soru GNL-KNT-FR-006 ile değerlendirilir.</w:t>
       </w:r>
     </w:p>
     <w:p>
@@ -2825,7 +2825,7 @@
       <w:tblPr>
         <w:tblLayout w:type="fixed"/>
         <w:tblLook w:firstColumn="1" w:firstRow="1" w:lastColumn="0" w:lastRow="0" w:noHBand="0" w:noVBand="1" w:val="04A0"/>
-        <w:tblW w:w="15590" w:type="dxa"/>
+        <w:tblW w:w="15591" w:type="dxa"/>
         <w:tblBorders>
           <w:top w:val="single" w:sz="4" w:color="9E9E9E"/>
           <w:left w:val="single" w:sz="4" w:color="9E9E9E"/>
@@ -2837,8 +2837,8 @@
       </w:tblPr>
       <w:tblGrid>
         <w:gridCol w:w="2381"/>
-        <w:gridCol w:w="1134"/>
-        <w:gridCol w:w="8617"/>
+        <w:gridCol w:w="1361"/>
+        <w:gridCol w:w="8391"/>
         <w:gridCol w:w="3458"/>
       </w:tblGrid>
       <w:tr>
@@ -2866,7 +2866,7 @@
         </w:tc>
         <w:tc>
           <w:tcPr>
-            <w:tcW w:w="1134" w:type="dxa"/>
+            <w:tcW w:w="1361" w:type="dxa"/>
             <w:shd w:val="clear" w:fill="4F4F4F"/>
           </w:tcPr>
           <w:p>
@@ -2888,7 +2888,7 @@
         </w:tc>
         <w:tc>
           <w:tcPr>
-            <w:tcW w:w="8617" w:type="dxa"/>
+            <w:tcW w:w="8391" w:type="dxa"/>
             <w:shd w:val="clear" w:fill="4F4F4F"/>
           </w:tcPr>
           <w:p>
@@ -2955,7 +2955,7 @@
         </w:tc>
         <w:tc>
           <w:tcPr>
-            <w:tcW w:w="1134" w:type="dxa"/>
+            <w:tcW w:w="1361" w:type="dxa"/>
             <w:vAlign w:val="center"/>
           </w:tcPr>
           <w:p>
@@ -2976,7 +2976,7 @@
         </w:tc>
         <w:tc>
           <w:tcPr>
-            <w:tcW w:w="8617" w:type="dxa"/>
+            <w:tcW w:w="8391" w:type="dxa"/>
             <w:vAlign w:val="center"/>
           </w:tcPr>
           <w:p>
@@ -3041,7 +3041,7 @@
         </w:tc>
         <w:tc>
           <w:tcPr>
-            <w:tcW w:w="1134" w:type="dxa"/>
+            <w:tcW w:w="1361" w:type="dxa"/>
             <w:vAlign w:val="center"/>
           </w:tcPr>
           <w:p>
@@ -3062,7 +3062,7 @@
         </w:tc>
         <w:tc>
           <w:tcPr>
-            <w:tcW w:w="8617" w:type="dxa"/>
+            <w:tcW w:w="8391" w:type="dxa"/>
             <w:vAlign w:val="center"/>
           </w:tcPr>
           <w:p>
@@ -3127,7 +3127,7 @@
         </w:tc>
         <w:tc>
           <w:tcPr>
-            <w:tcW w:w="1134" w:type="dxa"/>
+            <w:tcW w:w="1361" w:type="dxa"/>
             <w:vAlign w:val="center"/>
           </w:tcPr>
           <w:p>
@@ -3148,7 +3148,7 @@
         </w:tc>
         <w:tc>
           <w:tcPr>
-            <w:tcW w:w="8617" w:type="dxa"/>
+            <w:tcW w:w="8391" w:type="dxa"/>
             <w:vAlign w:val="center"/>
           </w:tcPr>
           <w:p>
@@ -3350,7 +3350,7 @@
           <w:color w:val="767676"/>
           <w:sz w:val="14"/>
         </w:rPr>
-        <w:t xml:space="preserve">Bu belge, okulapp.org üzerinde yayımlanan OKUL KANTİNİ GENEL BELGE SETİNİN parçasıdır (sürüm 2026.09 (14.09.2026)); resmî bir Bakanlık belgesi değildir. KIRMIZI köşeli parantezli alanlar ve üst bilgideki </w:t>
+        <w:t xml:space="preserve">Bu belge, okulapp.org üzerinde yayımlanan OKUL KANTİNİ GENEL BELGE SETİNİN parçasıdır (sürüm 2026.09.1 (14.09.2026)); resmî bir Bakanlık belgesi değildir. KIRMIZI köşeli parantezli alanlar ve üst bilgideki </w:t>
       </w:r>
       <w:r>
         <w:rPr>
